--- a/attached_assets/PagoYa-YC-How-Far-Along.docx
+++ b/attached_assets/PagoYa-YC-How-Far-Along.docx
@@ -4,27 +4,45 @@
   <w:body>
     <w:p>
       <w:r>
+        <w:rPr>
+          <w:b/>
+          <w:color w:val="0A2540"/>
+          <w:sz w:val="28"/>
+        </w:rPr>
+        <w:t>Q: How far along are you?</w:t>
+      </w:r>
+    </w:p>
+    <w:p/>
+    <w:p>
+      <w:r>
         <w:t>PagoYa is a live, deployed fintech platform at pagoyamx.com. Mexican consumers use it today to pay utilities, telecom, and streaming bills in under two minutes — without a bank account. But the more complete description is this: PagoYa is a WhatsApp-native financial services platform powered by an agentic AI called Paula. For the 54 million underbanked adults in Mexico, WhatsApp is not a messaging app — it is their operating system. Paula meets them there.</w:t>
       </w:r>
     </w:p>
+    <w:p/>
     <w:p>
       <w:r>
         <w:t>PagoYa is the primary product and the website for YC consideration. It encompasses both a core bill payment and wallet platform and a set of purpose-built verticals — including PagoSeguro, our rent collection vertical, which lives at pagoseguromx.com. PagoSeguro is not a separate company — it is PagoYa deployed specifically for landlords, tenants, and property managers, running on the same underlying infrastructure.</w:t>
       </w:r>
     </w:p>
+    <w:p/>
     <w:p>
-      <w:pPr>
-        <w:pStyle w:val="Heading1"/>
-      </w:pPr>
       <w:r>
+        <w:rPr>
+          <w:b/>
+          <w:color w:val="0A2540"/>
+          <w:sz w:val="28"/>
+        </w:rPr>
         <w:t>What Is Working and Shipped Today?</w:t>
       </w:r>
     </w:p>
+    <w:p/>
     <w:p>
-      <w:pPr>
-        <w:pStyle w:val="Heading2"/>
-      </w:pPr>
       <w:r>
+        <w:rPr>
+          <w:b/>
+          <w:color w:val="1D9E75"/>
+          <w:sz w:val="24"/>
+        </w:rPr>
         <w:t>Agentic AI — Paula (the centerpiece of the product)</w:t>
       </w:r>
     </w:p>
@@ -33,6 +51,7 @@
         <w:t>Paula is a Claude-powered AI agent deployed across two channels simultaneously: WhatsApp (inbound) and an in-app floating chat widget on every page of the product. She is not a FAQ bot. Paula runs a tool-use loop with access to live user data and takes real actions on the user's behalf.</w:t>
       </w:r>
     </w:p>
+    <w:p/>
     <w:p>
       <w:r>
         <w:t>Her tools today:</w:t>
@@ -43,7 +62,13 @@
         <w:pStyle w:val="ListBullet"/>
       </w:pPr>
       <w:r>
-        <w:t>get_wallet_balance — tells the user their exact MXN balance in real time</w:t>
+        <w:rPr>
+          <w:b/>
+        </w:rPr>
+        <w:t>get_wallet_balance</w:t>
+      </w:r>
+      <w:r>
+        <w:t xml:space="preserve"> — tells the user their exact MXN balance in real time</w:t>
       </w:r>
     </w:p>
     <w:p>
@@ -51,7 +76,13 @@
         <w:pStyle w:val="ListBullet"/>
       </w:pPr>
       <w:r>
-        <w:t>get_payment_history — retrieves and narrates recent transactions</w:t>
+        <w:rPr>
+          <w:b/>
+        </w:rPr>
+        <w:t>get_payment_history</w:t>
+      </w:r>
+      <w:r>
+        <w:t xml:space="preserve"> — retrieves and narrates recent transactions</w:t>
       </w:r>
     </w:p>
     <w:p>
@@ -59,7 +90,13 @@
         <w:pStyle w:val="ListBullet"/>
       </w:pPr>
       <w:r>
-        <w:t>get_pending_oxxo — checks whether a cash deposit is still pending confirmation</w:t>
+        <w:rPr>
+          <w:b/>
+        </w:rPr>
+        <w:t>get_pending_oxxo</w:t>
+      </w:r>
+      <w:r>
+        <w:t xml:space="preserve"> — checks whether a cash deposit is still pending confirmation</w:t>
       </w:r>
     </w:p>
     <w:p>
@@ -67,19 +104,113 @@
         <w:pStyle w:val="ListBullet"/>
       </w:pPr>
       <w:r>
-        <w:t>escalate_to_support — hands off to a human agent via WhatsApp with full context</w:t>
+        <w:rPr>
+          <w:b/>
+        </w:rPr>
+        <w:t>escalate_to_support</w:t>
+      </w:r>
+      <w:r>
+        <w:t xml:space="preserve"> — hands off to a human agent via WhatsApp with full context</w:t>
       </w:r>
     </w:p>
+    <w:p>
+      <w:pPr>
+        <w:pStyle w:val="ListBullet"/>
+      </w:pPr>
+      <w:r>
+        <w:rPr>
+          <w:b/>
+        </w:rPr>
+        <w:t>prepare_bill_payment</w:t>
+      </w:r>
+      <w:r>
+        <w:t xml:space="preserve"> — validates a payment intent (service, reference, amount), checks wallet balance, stages a payment for 2FA confirmation, returns a summary for the user to confirm or cancel</w:t>
+      </w:r>
+    </w:p>
+    <w:p/>
     <w:p>
       <w:r>
         <w:t>On WhatsApp, any inbound message routes through the Paula agent loop. First-contact messages are screened for rep referral codes before entering the agent flow. Paula replies in natural Spanish, handles multi-turn conversations, and escalates gracefully when a question is out of scope. In-app, the chat widget persists across every screen with localStorage session memory, a typing indicator, and an escalation banner. After every successful payment, the app automatically opens Paula's chat after 4 seconds with a pre-filled context message — turning a transactional receipt moment into a retention touch.</w:t>
       </w:r>
     </w:p>
+    <w:p/>
+    <w:p>
+      <w:r>
+        <w:rPr>
+          <w:b/>
+          <w:color w:val="1D9E75"/>
+          <w:sz w:val="24"/>
+        </w:rPr>
+        <w:t>Paula Payment Initiation from WhatsApp — Direct Bill Pay with In-Chat 2FA</w:t>
+      </w:r>
+    </w:p>
+    <w:p>
+      <w:r>
+        <w:t>A user can now pay any bill entirely within a WhatsApp conversation. The flow:</w:t>
+      </w:r>
+    </w:p>
     <w:p>
       <w:pPr>
-        <w:pStyle w:val="Heading2"/>
+        <w:pStyle w:val="ListBullet"/>
       </w:pPr>
       <w:r>
+        <w:t>User texts: "paga mi CFE" (or Telmex, Izzi, Totalplay, any of 20+ billers)</w:t>
+      </w:r>
+    </w:p>
+    <w:p>
+      <w:pPr>
+        <w:pStyle w:val="ListBullet"/>
+      </w:pPr>
+      <w:r>
+        <w:t>Paula calls prepare_bill_payment: validates the biller, confirms the reference, checks wallet balance, and returns a payment summary</w:t>
+      </w:r>
+    </w:p>
+    <w:p>
+      <w:pPr>
+        <w:pStyle w:val="ListBullet"/>
+      </w:pPr>
+      <w:r>
+        <w:t>Paula replies: "💳 CFE · Ref: XXXXXXXXXXXX · $350 MXN + $25 comisión = $375 total. Responde SÍ para confirmar o NO para cancelar."</w:t>
+      </w:r>
+    </w:p>
+    <w:p>
+      <w:pPr>
+        <w:pStyle w:val="ListBullet"/>
+      </w:pPr>
+      <w:r>
+        <w:t>User replies "sí" — Paula executes the payment directly from the wallet and returns the folio</w:t>
+      </w:r>
+    </w:p>
+    <w:p>
+      <w:pPr>
+        <w:pStyle w:val="ListBullet"/>
+      </w:pPr>
+      <w:r>
+        <w:t>User replies "no" — payment cancelled, session cleared</w:t>
+      </w:r>
+    </w:p>
+    <w:p>
+      <w:pPr>
+        <w:pStyle w:val="ListBullet"/>
+      </w:pPr>
+      <w:r>
+        <w:t>Pending payments expire automatically after 5 minutes if the user does not respond</w:t>
+      </w:r>
+    </w:p>
+    <w:p/>
+    <w:p>
+      <w:r>
+        <w:t>The 2FA confirmation is handled deterministically at the session layer — not by the language model — so "sí" to a pending payment is always a payment execution, regardless of conversation context. This is the first product in Mexico where a utility bill can be paid without leaving WhatsApp.</w:t>
+      </w:r>
+    </w:p>
+    <w:p/>
+    <w:p>
+      <w:r>
+        <w:rPr>
+          <w:b/>
+          <w:color w:val="1D9E75"/>
+          <w:sz w:val="24"/>
+        </w:rPr>
         <w:t>AI Bill Autofill</w:t>
       </w:r>
     </w:p>
@@ -88,11 +219,14 @@
         <w:t>The home screen is a natural-language input. Claude parses "CFE 350 pesos" and pre-fills the service, amount, and reference number in one shot. Users who have never used a fintech app understand it immediately — because it works like texting.</w:t>
       </w:r>
     </w:p>
+    <w:p/>
     <w:p>
-      <w:pPr>
-        <w:pStyle w:val="Heading2"/>
-      </w:pPr>
       <w:r>
+        <w:rPr>
+          <w:b/>
+          <w:color w:val="1D9E75"/>
+          <w:sz w:val="24"/>
+        </w:rPr>
         <w:t>Core Payment Infrastructure</w:t>
       </w:r>
     </w:p>
@@ -101,11 +235,14 @@
         <w:t>Bill payment integrates SIPREL and Evoluciona with automatic failover across 20+ billers. Flat fee of $25 MXN per transaction. Wallet debited atomically per payment.</w:t>
       </w:r>
     </w:p>
+    <w:p/>
     <w:p>
-      <w:pPr>
-        <w:pStyle w:val="Heading2"/>
-      </w:pPr>
       <w:r>
+        <w:rPr>
+          <w:b/>
+          <w:color w:val="1D9E75"/>
+          <w:sz w:val="24"/>
+        </w:rPr>
         <w:t>Digital Wallet — Three Funding Channels</w:t>
       </w:r>
     </w:p>
@@ -114,11 +251,14 @@
         <w:t>OXXO cash deposits (barcode vouchers generated in-app), card top-ups (Conekta tokenization with saved-card support), and SPEI inbound bank transfers (webhook-verified). All three work today.</w:t>
       </w:r>
     </w:p>
+    <w:p/>
     <w:p>
-      <w:pPr>
-        <w:pStyle w:val="Heading2"/>
-      </w:pPr>
       <w:r>
+        <w:rPr>
+          <w:b/>
+          <w:color w:val="1D9E75"/>
+          <w:sz w:val="24"/>
+        </w:rPr>
         <w:t>Loyalty &amp; Rewards</w:t>
       </w:r>
     </w:p>
@@ -127,108 +267,52 @@
         <w:t>Users earn points on every payment (1 pt / $10 MXN, Bronze / Silver / Gold tier multipliers). Points are redeemable for wallet credit or a free-transaction token that waives the $25 MXN fee — enforced atomically inside the payment DB transaction.</w:t>
       </w:r>
     </w:p>
+    <w:p/>
     <w:p>
-      <w:pPr>
-        <w:pStyle w:val="Heading2"/>
-      </w:pPr>
       <w:r>
+        <w:rPr>
+          <w:b/>
+          <w:color w:val="1D9E75"/>
+          <w:sz w:val="24"/>
+        </w:rPr>
         <w:t>Street-Team Referral Network with WhatsApp OTP Onboarding</w:t>
       </w:r>
     </w:p>
     <w:p>
       <w:r>
-        <w:t>Reps recruit users in the field using unique referral links and QR codes. New users sign up via a three-screen flow: form to WhatsApp OTP to bonus wallet credit ($25-$50 MXN incentive). Rep commissions are $5 MXN per confirmed payment with a 7-day hold. The rep earnings dashboard includes a self-serve recruitment section with a shareable signup link, a downloadable QR code, and live recruitment stats pulling from live DB queries. International phone support is built in for migrant and diaspora referrals.</w:t>
+        <w:t>Reps recruit users in the field using unique referral links and QR codes. New users sign up via a three-screen flow: form to WhatsApp OTP to bonus wallet credit ($25–$50 MXN incentive). Rep commissions are $5 MXN per confirmed payment with a 7-day hold. The rep earnings dashboard includes a self-serve recruitment section with a shareable signup link, a downloadable QR code, and live recruitment stats pulling from live DB queries. International phone support is built in for migrant and diaspora referrals.</w:t>
       </w:r>
     </w:p>
+    <w:p/>
     <w:p>
-      <w:pPr>
-        <w:pStyle w:val="Heading2"/>
-      </w:pPr>
       <w:r>
+        <w:rPr>
+          <w:b/>
+          <w:color w:val="1D9E75"/>
+          <w:sz w:val="24"/>
+        </w:rPr>
         <w:t>Automated Activation — Post-Registration WhatsApp Nudge</w:t>
       </w:r>
     </w:p>
     <w:p>
       <w:r>
-        <w:t>Ten minutes after a new user completes OTP verification, the platform automatically sends a personalized WhatsApp message driving them to make their first payment. The nudge fires only if the user has not yet transacted — if they already paid, it is suppressed. This closes the most common drop-off point in underbanked fintech onboarding: the gap between "signed up" and "made first payment." WhatsApp was the deliberate choice over email or push notification — open rates in our target demographic exceed 95%. The send is logged with a timestamp, de-duplicated at the DB level, and visible in the operator dashboard so the team can track activation rates per cohort.</w:t>
+        <w:t>Every new user who completes registration receives a personalized WhatsApp message from Paula exactly 10 minutes after sign-up. The message is skipped if they have already transacted (no pestering active users). It references their first name, explains OXXO loading, and includes a direct deep-link back into the payment flow. This is the first automated lifecycle touchpoint — turning signups into first payments without any manual outreach.</w:t>
       </w:r>
     </w:p>
+    <w:p/>
     <w:p>
-      <w:pPr>
-        <w:pStyle w:val="Heading2"/>
-      </w:pPr>
       <w:r>
-        <w:t>P2P Wallet Transfers</w:t>
+        <w:rPr>
+          <w:b/>
+          <w:color w:val="1D9E75"/>
+          <w:sz w:val="24"/>
+        </w:rPr>
+        <w:t>PWA Push Notifications — iOS and Android</w:t>
       </w:r>
     </w:p>
     <w:p>
       <w:r>
-        <w:t>Users send MXN directly to any Mexican mobile number. Recipients without an account get an auto-created wallet and a WhatsApp invite from Paula — turning every transfer into a word-of-mouth acquisition event. Daily limits enforced. Atomic debit/credit in a single DB transaction.</w:t>
-      </w:r>
-    </w:p>
-    <w:p>
-      <w:pPr>
-        <w:pStyle w:val="Heading2"/>
-      </w:pPr>
-      <w:r>
-        <w:t>KYC — Nivel 2</w:t>
-      </w:r>
-    </w:p>
-    <w:p>
-      <w:r>
-        <w:t>CURP verified against RENAPO. Verified users unlock a $24,000 MXN/month wallet limit versus $6,000 for unverified users.</w:t>
-      </w:r>
-    </w:p>
-    <w:p>
-      <w:pPr>
-        <w:pStyle w:val="Heading2"/>
-      </w:pPr>
-      <w:r>
-        <w:t>Direct Debit Bank Enrollment</w:t>
-      </w:r>
-    </w:p>
-    <w:p>
-      <w:r>
-        <w:t>Full 5-step enrollment wizard integrated with the Belvo Direct Debit API. UI and backend complete and deployed. Awaiting Belvo production credential approval.</w:t>
-      </w:r>
-    </w:p>
-    <w:p>
-      <w:pPr>
-        <w:pStyle w:val="Heading2"/>
-      </w:pPr>
-      <w:r>
-        <w:t>Regulatory</w:t>
-      </w:r>
-    </w:p>
-    <w:p>
-      <w:r>
-        <w:t>LFPDPPP-compliant Privacy Notice and full Terms of Service are live at pagoyamx.com — required for Belvo production onboarding and any future CNBV-adjacent partnership.</w:t>
-      </w:r>
-    </w:p>
-    <w:p>
-      <w:pPr>
-        <w:pStyle w:val="Heading1"/>
-      </w:pPr>
-      <w:r>
-        <w:t>PagoSeguro — The Rent Collection Vertical</w:t>
-      </w:r>
-    </w:p>
-    <w:p>
-      <w:r>
-        <w:t>PagoSeguro (pagoseguromx.com) is a purpose-built vertical within the PagoYa platform, designed specifically for the rent payment relationship between landlords, tenants, and property managers in Mexico. It has its own domain and branded experience because the landlord and tenant audience requires a distinct acquisition and trust-building surface — a landlord evaluating a rent collection tool needs to land on a product that speaks their language, not a general consumer bill payment app.</w:t>
-      </w:r>
-    </w:p>
-    <w:p>
-      <w:r>
-        <w:t>Structurally, PagoSeguro runs on the same OXXO cash-in rails and SPEI backend as PagoYa. The long-term plan is a unified wallet: a tenant paying rent through PagoSeguro will also use PagoYa to pay utilities — creating a sticky, whole-household financial relationship on a single infrastructure.</w:t>
-      </w:r>
-    </w:p>
-    <w:p>
-      <w:pPr>
-        <w:pStyle w:val="Heading2"/>
-      </w:pPr>
-      <w:r>
-        <w:t>What Is Live in PagoSeguro Today?</w:t>
+        <w:t>PagoYa is now a fully installable Progressive Web App on both iOS and Android. Key components shipped:</w:t>
       </w:r>
     </w:p>
     <w:p>
@@ -236,7 +320,7 @@
         <w:pStyle w:val="ListBullet"/>
       </w:pPr>
       <w:r>
-        <w:t>4 user roles, all functional: Landlords manage properties and review payments; tenants pay via SPEI or OXXO and upload receipts; brokers/sales reps get QR codes, flyers, and automated commission tracking; admins see global platform stats.</w:t>
+        <w:t>Service worker registered at /sw.js — handles push events and notification click routing</w:t>
       </w:r>
     </w:p>
     <w:p>
@@ -244,7 +328,7 @@
         <w:pStyle w:val="ListBullet"/>
       </w:pPr>
       <w:r>
-        <w:t>Payment infrastructure live: SPEI receipt upload with landlord confirmation workflow, OXXO cash-in integration, automatic PDF receipt generation, and WhatsApp payment notifications via Twilio.</w:t>
+        <w:t>Web App Manifest linked in index.html — users can "Add to Home Screen" and launch PagoYa as a native-feeling app</w:t>
       </w:r>
     </w:p>
     <w:p>
@@ -252,7 +336,7 @@
         <w:pStyle w:val="ListBullet"/>
       </w:pPr>
       <w:r>
-        <w:t>Broker referral engine: Custom QR codes and printable flyers per rep, automated commission tiers ($150 MXN signup / $500 MXN first payment / $300 MXN recurring), and a dedicated landing page for broker email campaigns.</w:t>
+        <w:t>VAPID key pair generated and stored; full Web Push API integration via the web-push library</w:t>
       </w:r>
     </w:p>
     <w:p>
@@ -260,7 +344,7 @@
         <w:pStyle w:val="ListBullet"/>
       </w:pPr>
       <w:r>
-        <w:t>SEO-optimized public pages: 8 indexed landing pages targeting Mexico search intent with geo-targeted meta tags, hreflang, and sitemap — specifically optimized for Puerto Vallarta and Jalisco.</w:t>
+        <w:t>push_subscriptions table in PostgreSQL — subscriptions stored per user (telefono + endpoint), expired subscriptions auto-deleted on 410/404 responses</w:t>
       </w:r>
     </w:p>
     <w:p>
@@ -268,7 +352,7 @@
         <w:pStyle w:val="ListBullet"/>
       </w:pPr>
       <w:r>
-        <w:t>Bilingual: Full Spanish and English support across the platform and all marketing pages.</w:t>
+        <w:t>/api/push/subscribe, /api/push/unsubscribe, /api/push/vapid-public-key backend routes</w:t>
       </w:r>
     </w:p>
     <w:p>
@@ -276,14 +360,85 @@
         <w:pStyle w:val="ListBullet"/>
       </w:pPr>
       <w:r>
-        <w:t>Demo environment: Self-serve demo accounts for landlords, tenants, and admins with seeded data so prospects can experience the product without signing up.</w:t>
+        <w:t>usePushNotifications React hook — registers the service worker, fetches the VAPID key, subscribes the browser, saves the subscription to the API</w:t>
       </w:r>
     </w:p>
     <w:p>
       <w:pPr>
-        <w:pStyle w:val="Heading2"/>
+        <w:pStyle w:val="ListBullet"/>
       </w:pPr>
       <w:r>
+        <w:t>Non-intrusive opt-in banner in the wallet section of the home screen — appears once per user, dismissible, persisted in localStorage</w:t>
+      </w:r>
+    </w:p>
+    <w:p>
+      <w:pPr>
+        <w:pStyle w:val="ListBullet"/>
+      </w:pPr>
+      <w:r>
+        <w:t>Every successful bill payment automatically triggers a push notification to the paying user's device: "✅ Pago confirmado — CFE · $350 MXN"</w:t>
+      </w:r>
+    </w:p>
+    <w:p/>
+    <w:p>
+      <w:r>
+        <w:t>PagoYa users who install the PWA receive real-time payment confirmations even when the browser is closed — the same experience as a native app, with zero App Store friction.</w:t>
+      </w:r>
+    </w:p>
+    <w:p/>
+    <w:p>
+      <w:r>
+        <w:rPr>
+          <w:b/>
+          <w:color w:val="1D9E75"/>
+          <w:sz w:val="24"/>
+        </w:rPr>
+        <w:t>PagoSeguro — Rent Collection Vertical</w:t>
+      </w:r>
+    </w:p>
+    <w:p>
+      <w:r>
+        <w:t>4 user roles, all functional: Landlords manage properties and review payments; tenants pay via SPEI or OXXO and upload receipts; brokers/sales reps get QR codes, flyers, and automated commission tracking; admins see global platform stats.</w:t>
+      </w:r>
+    </w:p>
+    <w:p/>
+    <w:p>
+      <w:r>
+        <w:t>Payment infrastructure live: SPEI receipt upload with landlord confirmation workflow, OXXO cash-in integration, automatic PDF receipt generation, and WhatsApp payment notifications via Twilio.</w:t>
+      </w:r>
+    </w:p>
+    <w:p/>
+    <w:p>
+      <w:r>
+        <w:t>Broker referral engine: Custom QR codes and printable flyers per rep, automated commission tiers ($150 MXN signup / $500 MXN first payment / $300 MXN recurring), and a dedicated landing page for broker email campaigns.</w:t>
+      </w:r>
+    </w:p>
+    <w:p/>
+    <w:p>
+      <w:r>
+        <w:t>SEO-optimized public pages: 8 indexed landing pages targeting Mexico search intent with geo-targeted meta tags, hreflang, and sitemap — specifically optimized for Puerto Vallarta and Jalisco.</w:t>
+      </w:r>
+    </w:p>
+    <w:p/>
+    <w:p>
+      <w:r>
+        <w:t>Bilingual: Full Spanish and English support across the platform and all marketing pages.</w:t>
+      </w:r>
+    </w:p>
+    <w:p/>
+    <w:p>
+      <w:r>
+        <w:t>Demo environment: Self-serve demo accounts for landlords, tenants, and admins with seeded data so prospects can experience the product without signing up.</w:t>
+      </w:r>
+    </w:p>
+    <w:p/>
+    <w:p>
+      <w:r>
+        <w:rPr>
+          <w:b/>
+          <w:color w:val="1D9E75"/>
+          <w:sz w:val="24"/>
+        </w:rPr>
         <w:t>Why a Separate Site, Not Just a PagoYa Tab?</w:t>
       </w:r>
     </w:p>
@@ -292,62 +447,18 @@
         <w:t>The rent market in Mexico requires landlord trust at the point of first contact. A landlord searching for "cobro de renta digital Puerto Vallarta" needs to land on a page that is entirely about their problem — not scroll past utility bill payments to find a rent section. PagoSeguro is PagoYa's B2B face: same rails, same wallet, different acquisition funnel. The cross-sell already exists — PagoSeguro's landing page actively promotes PagoYa to tenants.</w:t>
       </w:r>
     </w:p>
+    <w:p/>
     <w:p>
-      <w:pPr>
-        <w:pStyle w:val="Heading2"/>
-      </w:pPr>
       <w:r>
-        <w:t>What We Are Building Next in PagoSeguro</w:t>
-      </w:r>
-    </w:p>
-    <w:p>
-      <w:pPr>
-        <w:pStyle w:val="ListBullet"/>
-      </w:pPr>
-      <w:r>
-        <w:t>Automated rent collection — recurring charges and late fee logic (currently landlords manually create charges each month)</w:t>
-      </w:r>
-    </w:p>
-    <w:p>
-      <w:pPr>
-        <w:pStyle w:val="ListBullet"/>
-      </w:pPr>
-      <w:r>
-        <w:t>Conekta/OXXO webhook reconciliation — moving from manual confirmation to automatic cash-in settlement</w:t>
-      </w:r>
-    </w:p>
-    <w:p>
-      <w:pPr>
-        <w:pStyle w:val="ListBullet"/>
-      </w:pPr>
-      <w:r>
-        <w:t>WhatsApp payment reminders with embedded payment links — reduce late payments without requiring an app</w:t>
-      </w:r>
-    </w:p>
-    <w:p>
-      <w:pPr>
-        <w:pStyle w:val="ListBullet"/>
-      </w:pPr>
-      <w:r>
-        <w:t>Multi-property management for institutional landlords (5+ units) with consolidated reporting</w:t>
-      </w:r>
-    </w:p>
-    <w:p>
-      <w:pPr>
-        <w:pStyle w:val="ListBullet"/>
-      </w:pPr>
-      <w:r>
-        <w:t>Paula integration — tenants will be able to ask Paula about their rent status, payment history, and upcoming due dates directly in WhatsApp</w:t>
-      </w:r>
-    </w:p>
-    <w:p>
-      <w:pPr>
-        <w:pStyle w:val="Heading1"/>
-      </w:pPr>
-      <w:r>
+        <w:rPr>
+          <w:b/>
+          <w:color w:val="0A2540"/>
+          <w:sz w:val="28"/>
+        </w:rPr>
         <w:t>What Is In Progress Across the Platform</w:t>
       </w:r>
     </w:p>
+    <w:p/>
     <w:p>
       <w:pPr>
         <w:pStyle w:val="ListBullet"/>
@@ -369,7 +480,7 @@
         <w:pStyle w:val="ListBullet"/>
       </w:pPr>
       <w:r>
-        <w:t>iOS and Android PWA push notifications</w:t>
+        <w:t>Conekta live API key swap — card top-up is sandbox-complete, pending live credential activation</w:t>
       </w:r>
     </w:p>
     <w:p>
@@ -377,7 +488,7 @@
         <w:pStyle w:val="ListBullet"/>
       </w:pPr>
       <w:r>
-        <w:t>Expanding Paula's tool set: direct payment initiation from WhatsApp ("paga mi CFE") with two-factor confirmation entirely within the chat thread</w:t>
+        <w:t>Paula for PagoSeguro tenants — ask about rent status, payment history, and upcoming due dates directly in WhatsApp (being built in the PagoSeguro agent)</w:t>
       </w:r>
     </w:p>
     <w:p>
@@ -385,40 +496,50 @@
         <w:pStyle w:val="ListBullet"/>
       </w:pPr>
       <w:r>
-        <w:t>Conekta live API key swap — card top-up is sandbox-complete, pending live credential activation</w:t>
+        <w:t>What Is In Progress in PagoSeguro: Automated rent collection with recurring charges and late fee logic; Conekta/OXXO webhook reconciliation; WhatsApp payment reminders with embedded payment links; Multi-property management for institutional landlords (5+ units)</w:t>
       </w:r>
     </w:p>
+    <w:p/>
     <w:p>
-      <w:pPr>
-        <w:pStyle w:val="Heading1"/>
-      </w:pPr>
       <w:r>
+        <w:rPr>
+          <w:b/>
+          <w:color w:val="0A2540"/>
+          <w:sz w:val="28"/>
+        </w:rPr>
         <w:t>Traction and Team</w:t>
       </w:r>
     </w:p>
+    <w:p/>
     <w:p>
       <w:r>
         <w:t>The entire platform — PagoYa and PagoSeguro — has been built and iterated without an external development team. We have live users in Mexico, a functional rep referral network being seeded in Jalisco, and a structured go-to-market into underbanked communities in Puerto Vallarta and Guadalajara underway. pagoyamx.com is live with custom domain TLS and works on any mobile browser — no app store download required. PagoSeguro is currently being used to collect rent for properties in Puerto Vallarta and Riviera Nayarit.</w:t>
       </w:r>
     </w:p>
+    <w:p/>
     <w:p>
-      <w:pPr>
-        <w:pStyle w:val="Heading1"/>
-      </w:pPr>
       <w:r>
+        <w:rPr>
+          <w:b/>
+          <w:color w:val="0A2540"/>
+          <w:sz w:val="28"/>
+        </w:rPr>
         <w:t>Why This Is Different From Other LATAM Fintech?</w:t>
       </w:r>
     </w:p>
+    <w:p/>
     <w:p>
       <w:r>
-        <w:t>Most fintech apps in Mexico are still trying to get underbanked users to adopt a new interface. We are deploying AI into the interface they already live in. Paula on WhatsApp means a user can check their balance, ask why a payment failed, or get their receipt narrated back to them — without opening an app, without a login screen, in the same place they talk to their family.</w:t>
+        <w:t>Most fintech apps in Mexico are still trying to get underbanked users to adopt a new interface. We are deploying AI into the interface they already live in. Paula on WhatsApp means a user can check their balance, ask why a payment failed, get their receipt narrated back to them, or — now — pay their CFE bill in four messages — without opening an app, without a login screen, in the same place they talk to their family.</w:t>
       </w:r>
     </w:p>
+    <w:p/>
     <w:p>
       <w:r>
         <w:t>PagoSeguro applies the same logic to housing: landlords in Mexico still collect rent via cash or informal bank transfers with no paper trail. PagoSeguro gives them digital collection, automatic receipts, and WhatsApp confirmation — without asking them to change how they think about rent.</w:t>
       </w:r>
     </w:p>
+    <w:p/>
     <w:p>
       <w:r>
         <w:t>The product is not the app. The product is Paula, and the app — along with PagoSeguro — is Paula's backend.</w:t>
@@ -797,6 +918,10 @@
     <w:name w:val="Normal"/>
     <w:qFormat/>
     <w:rsid w:val="00FC693F"/>
+    <w:rPr>
+      <w:rFonts w:ascii="Calibri" w:hAnsi="Calibri"/>
+      <w:sz w:val="22"/>
+    </w:rPr>
   </w:style>
   <w:style w:type="paragraph" w:styleId="Header">
     <w:name w:val="header"/>

--- a/attached_assets/PagoYa-YC-How-Far-Along.docx
+++ b/attached_assets/PagoYa-YC-How-Far-Along.docx
@@ -124,7 +124,7 @@
         <w:t>prepare_bill_payment</w:t>
       </w:r>
       <w:r>
-        <w:t xml:space="preserve"> — validates a payment intent (service, reference, amount), checks wallet balance, stages a payment for 2FA confirmation, returns a summary for the user to confirm or cancel</w:t>
+        <w:t xml:space="preserve"> — validates a payment intent (service, reference, amount), checks wallet balance, stages a payment for 2FA confirmation, returns a fee-inclusive summary for the user to confirm or cancel</w:t>
       </w:r>
     </w:p>
     <w:p/>
@@ -141,12 +141,32 @@
           <w:color w:val="1D9E75"/>
           <w:sz w:val="24"/>
         </w:rPr>
-        <w:t>Paula Payment Initiation from WhatsApp — Direct Bill Pay with In-Chat 2FA</w:t>
+        <w:t>Paula Payment Initiation from WhatsApp — The Key Differentiator</w:t>
       </w:r>
     </w:p>
     <w:p>
+      <w:pPr>
+        <w:ind w:left="400"/>
+      </w:pPr>
       <w:r>
-        <w:t>A user can now pay any bill entirely within a WhatsApp conversation. The flow:</w:t>
+        <w:rPr>
+          <w:i/>
+          <w:color w:val="1D9E75"/>
+          <w:sz w:val="22"/>
+        </w:rPr>
+        <w:t>"Users initiate and confirm bill payments entirely within WhatsApp — no app download, no browser, no bank account required. Paula handles service lookup, balance validation, fee disclosure, and payment execution in a single conversation thread."</w:t>
+      </w:r>
+    </w:p>
+    <w:p/>
+    <w:p>
+      <w:r>
+        <w:t>MercadoPago, Spin, and Cashi all require an app open for payment confirmation. Paula doesn't. The entire transaction — from intent to folio — happens inside a WhatsApp thread. This is not a UX preference; for the 54 million underbanked Mexicans whose primary device has limited storage and intermittent data, avoiding an app download is the difference between a sale and a lost user.</w:t>
+      </w:r>
+    </w:p>
+    <w:p/>
+    <w:p>
+      <w:r>
+        <w:t>The flow:</w:t>
       </w:r>
     </w:p>
     <w:p>
@@ -162,7 +182,7 @@
         <w:pStyle w:val="ListBullet"/>
       </w:pPr>
       <w:r>
-        <w:t>Paula calls prepare_bill_payment: validates the biller, confirms the reference, checks wallet balance, and returns a payment summary</w:t>
+        <w:t>Paula performs service lookup, validates the reference, and checks wallet balance</w:t>
       </w:r>
     </w:p>
     <w:p>
@@ -178,7 +198,7 @@
         <w:pStyle w:val="ListBullet"/>
       </w:pPr>
       <w:r>
-        <w:t>User replies "sí" — Paula executes the payment directly from the wallet and returns the folio</w:t>
+        <w:t>User replies "sí" — Paula executes the payment from wallet and returns the folio</w:t>
       </w:r>
     </w:p>
     <w:p>
@@ -194,13 +214,13 @@
         <w:pStyle w:val="ListBullet"/>
       </w:pPr>
       <w:r>
-        <w:t>Pending payments expire automatically after 5 minutes if the user does not respond</w:t>
+        <w:t>Pending payments expire automatically after 5 minutes with no response</w:t>
       </w:r>
     </w:p>
     <w:p/>
     <w:p>
       <w:r>
-        <w:t>The 2FA confirmation is handled deterministically at the session layer — not by the language model — so "sí" to a pending payment is always a payment execution, regardless of conversation context. This is the first product in Mexico where a utility bill can be paid without leaving WhatsApp.</w:t>
+        <w:t>The 2FA confirmation is handled deterministically at the session layer — not by the language model — so "sí" to a pending payment is always a payment execution, regardless of conversation context. Paula cannot be confused or tricked into executing a payment by an ambiguous message.</w:t>
       </w:r>
     </w:p>
     <w:p/>
@@ -320,7 +340,7 @@
         <w:pStyle w:val="ListBullet"/>
       </w:pPr>
       <w:r>
-        <w:t>Service worker registered at /sw.js — handles push events and notification click routing</w:t>
+        <w:t>Service worker at /sw.js — handles push events and notification click routing</w:t>
       </w:r>
     </w:p>
     <w:p>
@@ -328,7 +348,7 @@
         <w:pStyle w:val="ListBullet"/>
       </w:pPr>
       <w:r>
-        <w:t>Web App Manifest linked in index.html — users can "Add to Home Screen" and launch PagoYa as a native-feeling app</w:t>
+        <w:t>Web App Manifest linked in index.html — users can "Add to Home Screen" and launch PagoYa as a native-feeling app with no App Store required</w:t>
       </w:r>
     </w:p>
     <w:p>
@@ -336,7 +356,7 @@
         <w:pStyle w:val="ListBullet"/>
       </w:pPr>
       <w:r>
-        <w:t>VAPID key pair generated and stored; full Web Push API integration via the web-push library</w:t>
+        <w:t>VAPID key pair; full Web Push API integration via the web-push library</w:t>
       </w:r>
     </w:p>
     <w:p>
@@ -344,7 +364,7 @@
         <w:pStyle w:val="ListBullet"/>
       </w:pPr>
       <w:r>
-        <w:t>push_subscriptions table in PostgreSQL — subscriptions stored per user (telefono + endpoint), expired subscriptions auto-deleted on 410/404 responses</w:t>
+        <w:t>push_subscriptions table in PostgreSQL — per-user subscriptions, expired entries auto-deleted</w:t>
       </w:r>
     </w:p>
     <w:p>
@@ -352,7 +372,7 @@
         <w:pStyle w:val="ListBullet"/>
       </w:pPr>
       <w:r>
-        <w:t>/api/push/subscribe, /api/push/unsubscribe, /api/push/vapid-public-key backend routes</w:t>
+        <w:t>Non-intrusive opt-in banner in the wallet section — appears once, dismissible, persisted in localStorage</w:t>
       </w:r>
     </w:p>
     <w:p>
@@ -360,23 +380,7 @@
         <w:pStyle w:val="ListBullet"/>
       </w:pPr>
       <w:r>
-        <w:t>usePushNotifications React hook — registers the service worker, fetches the VAPID key, subscribes the browser, saves the subscription to the API</w:t>
-      </w:r>
-    </w:p>
-    <w:p>
-      <w:pPr>
-        <w:pStyle w:val="ListBullet"/>
-      </w:pPr>
-      <w:r>
-        <w:t>Non-intrusive opt-in banner in the wallet section of the home screen — appears once per user, dismissible, persisted in localStorage</w:t>
-      </w:r>
-    </w:p>
-    <w:p>
-      <w:pPr>
-        <w:pStyle w:val="ListBullet"/>
-      </w:pPr>
-      <w:r>
-        <w:t>Every successful bill payment automatically triggers a push notification to the paying user's device: "✅ Pago confirmado — CFE · $350 MXN"</w:t>
+        <w:t>Every successful bill payment automatically triggers a push notification: "✅ Pago confirmado — CFE · $350 MXN"</w:t>
       </w:r>
     </w:p>
     <w:p/>
@@ -416,19 +420,7 @@
     <w:p/>
     <w:p>
       <w:r>
-        <w:t>SEO-optimized public pages: 8 indexed landing pages targeting Mexico search intent with geo-targeted meta tags, hreflang, and sitemap — specifically optimized for Puerto Vallarta and Jalisco.</w:t>
-      </w:r>
-    </w:p>
-    <w:p/>
-    <w:p>
-      <w:r>
-        <w:t>Bilingual: Full Spanish and English support across the platform and all marketing pages.</w:t>
-      </w:r>
-    </w:p>
-    <w:p/>
-    <w:p>
-      <w:r>
-        <w:t>Demo environment: Self-serve demo accounts for landlords, tenants, and admins with seeded data so prospects can experience the product without signing up.</w:t>
+        <w:t>SEO-optimized public pages: 8 indexed landing pages targeting Mexico search intent with geo-targeted meta tags, hreflang, and sitemap — specifically optimized for Puerto Vallarta and Jalisco. Bilingual. Demo environment with seeded data.</w:t>
       </w:r>
     </w:p>
     <w:p/>
@@ -444,7 +436,7 @@
     </w:p>
     <w:p>
       <w:r>
-        <w:t>The rent market in Mexico requires landlord trust at the point of first contact. A landlord searching for "cobro de renta digital Puerto Vallarta" needs to land on a page that is entirely about their problem — not scroll past utility bill payments to find a rent section. PagoSeguro is PagoYa's B2B face: same rails, same wallet, different acquisition funnel. The cross-sell already exists — PagoSeguro's landing page actively promotes PagoYa to tenants.</w:t>
+        <w:t>The rent market in Mexico requires landlord trust at the point of first contact. A landlord searching for "cobro de renta digital Puerto Vallarta" needs to land on a page that is entirely about their problem. PagoSeguro is PagoYa's B2B face: same rails, same wallet, different acquisition funnel. The cross-sell already exists — PagoSeguro's landing page actively promotes PagoYa to tenants.</w:t>
       </w:r>
     </w:p>
     <w:p/>
@@ -488,7 +480,7 @@
         <w:pStyle w:val="ListBullet"/>
       </w:pPr>
       <w:r>
-        <w:t>Paula for PagoSeguro tenants — ask about rent status, payment history, and upcoming due dates directly in WhatsApp (being built in the PagoSeguro agent)</w:t>
+        <w:t>Paula for PagoSeguro tenants — ask about rent status, payment history, and upcoming due dates directly in WhatsApp</w:t>
       </w:r>
     </w:p>
     <w:p>
@@ -496,7 +488,7 @@
         <w:pStyle w:val="ListBullet"/>
       </w:pPr>
       <w:r>
-        <w:t>What Is In Progress in PagoSeguro: Automated rent collection with recurring charges and late fee logic; Conekta/OXXO webhook reconciliation; WhatsApp payment reminders with embedded payment links; Multi-property management for institutional landlords (5+ units)</w:t>
+        <w:t>PagoSeguro: Automated rent collection with recurring charges and late fee logic; Conekta/OXXO webhook reconciliation; WhatsApp payment reminders with embedded payment links; Multi-property management for institutional landlords (5+ units)</w:t>
       </w:r>
     </w:p>
     <w:p/>
@@ -530,7 +522,13 @@
     <w:p/>
     <w:p>
       <w:r>
-        <w:t>Most fintech apps in Mexico are still trying to get underbanked users to adopt a new interface. We are deploying AI into the interface they already live in. Paula on WhatsApp means a user can check their balance, ask why a payment failed, get their receipt narrated back to them, or — now — pay their CFE bill in four messages — without opening an app, without a login screen, in the same place they talk to their family.</w:t>
+        <w:t>MercadoPago, Spin, and Cashi are app-first products — every payment confirmation requires an app open. For the underbanked user with a $150 Android phone and 2GB of storage, that is a real barrier. Paula eliminates it. A user with zero apps installed, zero bank account, and zero fintech experience can pay their electricity bill in four WhatsApp messages.</w:t>
+      </w:r>
+    </w:p>
+    <w:p/>
+    <w:p>
+      <w:r>
+        <w:t>Most fintech in Mexico is still trying to convince underbanked users to adopt a new interface. We deployed AI into the interface they already use twelve hours a day. Paula on WhatsApp means a user can check their balance, ask why a payment failed, get their receipt narrated back to them, or pay their CFE bill — without opening anything, without a login screen, in the same thread they use to talk to their family.</w:t>
       </w:r>
     </w:p>
     <w:p/>
